--- a/examples/transf/doc/README.docx
+++ b/examples/transf/doc/README.docx
@@ -2,7 +2,7 @@
 <file path=word/document.xml><?xml version="1.0" encoding="utf-8"?>
 <w:document xmlns:w="http://schemas.openxmlformats.org/wordprocessingml/2006/main" xmlns:m="http://schemas.openxmlformats.org/officeDocument/2006/math" xmlns:r="http://schemas.openxmlformats.org/officeDocument/2006/relationships" xmlns:o="urn:schemas-microsoft-com:office:office" xmlns:v="urn:schemas-microsoft-com:vml" xmlns:w10="urn:schemas-microsoft-com:office:word" xmlns:a="http://schemas.openxmlformats.org/drawingml/2006/main" xmlns:pic="http://schemas.openxmlformats.org/drawingml/2006/picture" xmlns:wp="http://schemas.openxmlformats.org/drawingml/2006/wordprocessingDrawing">
   <w:body>
-    <w:bookmarkStart w:id="48" w:name="transformations-examples"/>
+    <w:bookmarkStart w:id="18" w:name="transformations-examples"/>
     <w:p>
       <w:pPr>
         <w:pStyle w:val="Heading1"/>
@@ -16,7 +16,7 @@
         <w:pStyle w:val="FirstParagraph"/>
       </w:pPr>
       <w:r>
-        <w:t xml:space="preserve">This section organizes transformations by analytical purpose. The numbering now leaves semantic gaps so the reader can immediately distinguish sampling, cleaning, scaling, encoding, smoothing, balancing, feature selection, and dimensionality-reduction blocks.</w:t>
+        <w:t xml:space="preserve">This section organizes transformations by analytical purpose, one subfolder per topic, so each folder maps 1:1 to a slide deck.</w:t>
       </w:r>
     </w:p>
     <w:p>
@@ -25,23 +25,6 @@
       </w:pPr>
       <w:r>
         <w:t xml:space="preserve">The main didactic question is always the same: what is changing in the dataset, and why would that change improve the next stage of the workflow?</w:t>
-      </w:r>
-    </w:p>
-    <w:bookmarkStart w:id="14" w:name="sampling"/>
-    <w:p>
-      <w:pPr>
-        <w:pStyle w:val="Heading2"/>
-      </w:pPr>
-      <w:r>
-        <w:t xml:space="preserve">Sampling</w:t>
-      </w:r>
-    </w:p>
-    <w:p>
-      <w:pPr>
-        <w:pStyle w:val="FirstParagraph"/>
-      </w:pPr>
-      <w:r>
-        <w:t xml:space="preserve">These examples are useful when the first challenge is creating representative partitions before any other transformation.</w:t>
       </w:r>
     </w:p>
     <w:p>
@@ -57,7 +40,7 @@
           <w:rPr>
             <w:rStyle w:val="Hyperlink"/>
           </w:rPr>
-          <w:t xml:space="preserve">01-sampling-random.md</w:t>
+          <w:t xml:space="preserve">Sampling</w:t>
         </w:r>
       </w:hyperlink>
       <w:r>
@@ -73,10 +56,7 @@
         <w:rPr>
           <w:rStyle w:val="VerbatimChar"/>
         </w:rPr>
-        <w:t xml:space="preserve">sample_random</w:t>
-      </w:r>
-      <w:r>
-        <w:t xml:space="preserve">: train/test split and folds by simple random draws.</w:t>
+        <w:t xml:space="preserve">d032-sampling.pdf</w:t>
       </w:r>
     </w:p>
     <w:p>
@@ -92,7 +72,7 @@
           <w:rPr>
             <w:rStyle w:val="Hyperlink"/>
           </w:rPr>
-          <w:t xml:space="preserve">02-sampling-stratified.md</w:t>
+          <w:t xml:space="preserve">Cleaning and Data Quality</w:t>
         </w:r>
       </w:hyperlink>
       <w:r>
@@ -108,10 +88,7 @@
         <w:rPr>
           <w:rStyle w:val="VerbatimChar"/>
         </w:rPr>
-        <w:t xml:space="preserve">sample_stratified</w:t>
-      </w:r>
-      <w:r>
-        <w:t xml:space="preserve">: train/test split and folds preserving target proportions.</w:t>
+        <w:t xml:space="preserve">d033-cleaning.pdf</w:t>
       </w:r>
     </w:p>
     <w:p>
@@ -127,7 +104,7 @@
           <w:rPr>
             <w:rStyle w:val="Hyperlink"/>
           </w:rPr>
-          <w:t xml:space="preserve">03-sampling-simple.md</w:t>
+          <w:t xml:space="preserve">Scaling</w:t>
         </w:r>
       </w:hyperlink>
       <w:r>
@@ -143,10 +120,7 @@
         <w:rPr>
           <w:rStyle w:val="VerbatimChar"/>
         </w:rPr>
-        <w:t xml:space="preserve">sample_simple</w:t>
-      </w:r>
-      <w:r>
-        <w:t xml:space="preserve">: direct random extraction of rows or vector elements.</w:t>
+        <w:t xml:space="preserve">d034-normalization.pdf</w:t>
       </w:r>
     </w:p>
     <w:p>
@@ -162,7 +136,7 @@
           <w:rPr>
             <w:rStyle w:val="Hyperlink"/>
           </w:rPr>
-          <w:t xml:space="preserve">04-sampling-balance.md</w:t>
+          <w:t xml:space="preserve">Encoding</w:t>
         </w:r>
       </w:hyperlink>
       <w:r>
@@ -178,10 +152,7 @@
         <w:rPr>
           <w:rStyle w:val="VerbatimChar"/>
         </w:rPr>
-        <w:t xml:space="preserve">sample_balance</w:t>
-      </w:r>
-      <w:r>
-        <w:t xml:space="preserve">: up-sampling or down-sampling through the sampling interface.</w:t>
+        <w:t xml:space="preserve">d035-codifying.pdf</w:t>
       </w:r>
     </w:p>
     <w:p>
@@ -197,7 +168,7 @@
           <w:rPr>
             <w:rStyle w:val="Hyperlink"/>
           </w:rPr>
-          <w:t xml:space="preserve">05-sampling-groups.md</w:t>
+          <w:t xml:space="preserve">Smoothing and Discretization</w:t>
         </w:r>
       </w:hyperlink>
       <w:r>
@@ -213,28 +184,7 @@
         <w:rPr>
           <w:rStyle w:val="VerbatimChar"/>
         </w:rPr>
-        <w:t xml:space="preserve">sample_groups</w:t>
-      </w:r>
-      <w:r>
-        <w:t xml:space="preserve">: select entire groups defined by a categorical attribute using cluster sampling.</w:t>
-      </w:r>
-    </w:p>
-    <w:bookmarkEnd w:id="14"/>
-    <w:bookmarkStart w:id="19" w:name="cleaning-and-data-quality"/>
-    <w:p>
-      <w:pPr>
-        <w:pStyle w:val="Heading2"/>
-      </w:pPr>
-      <w:r>
-        <w:t xml:space="preserve">Cleaning and Data Quality</w:t>
-      </w:r>
-    </w:p>
-    <w:p>
-      <w:pPr>
-        <w:pStyle w:val="FirstParagraph"/>
-      </w:pPr>
-      <w:r>
-        <w:t xml:space="preserve">These examples address missing values and unusual observations before the modeling stage begins.</w:t>
+        <w:t xml:space="preserve">d036-smoothing.pdf</w:t>
       </w:r>
     </w:p>
     <w:p>
@@ -242,7 +192,39 @@
         <w:pStyle w:val="Compact"/>
         <w:numPr>
           <w:ilvl w:val="0"/>
-          <w:numId w:val="1002"/>
+          <w:numId w:val="1001"/>
+        </w:numPr>
+      </w:pPr>
+      <w:hyperlink r:id="rId14">
+        <w:r>
+          <w:rPr>
+            <w:rStyle w:val="Hyperlink"/>
+          </w:rPr>
+          <w:t xml:space="preserve">Balancing</w:t>
+        </w:r>
+      </w:hyperlink>
+      <w:r>
+        <w:t xml:space="preserve"> </w:t>
+      </w:r>
+      <w:r>
+        <w:t xml:space="preserve">-</w:t>
+      </w:r>
+      <w:r>
+        <w:t xml:space="preserve"> </w:t>
+      </w:r>
+      <w:r>
+        <w:rPr>
+          <w:rStyle w:val="VerbatimChar"/>
+        </w:rPr>
+        <w:t xml:space="preserve">d037-balancing.pdf</w:t>
+      </w:r>
+    </w:p>
+    <w:p>
+      <w:pPr>
+        <w:pStyle w:val="Compact"/>
+        <w:numPr>
+          <w:ilvl w:val="0"/>
+          <w:numId w:val="1001"/>
         </w:numPr>
       </w:pPr>
       <w:hyperlink r:id="rId15">
@@ -250,14 +232,14 @@
           <w:rPr>
             <w:rStyle w:val="Hyperlink"/>
           </w:rPr>
-          <w:t xml:space="preserve">10-cleaning-na-removal.md</w:t>
+          <w:t xml:space="preserve">Feature Selection</w:t>
         </w:r>
       </w:hyperlink>
       <w:r>
         <w:t xml:space="preserve"> </w:t>
       </w:r>
       <w:r>
-        <w:t xml:space="preserve">- remove rows with missing values through</w:t>
+        <w:t xml:space="preserve">-</w:t>
       </w:r>
       <w:r>
         <w:t xml:space="preserve"> </w:t>
@@ -266,10 +248,7 @@
         <w:rPr>
           <w:rStyle w:val="VerbatimChar"/>
         </w:rPr>
-        <w:t xml:space="preserve">na.omit</w:t>
-      </w:r>
-      <w:r>
-        <w:t xml:space="preserve">.</w:t>
+        <w:t xml:space="preserve">d038-feature-selection.pdf</w:t>
       </w:r>
     </w:p>
     <w:p>
@@ -277,7 +256,7 @@
         <w:pStyle w:val="Compact"/>
         <w:numPr>
           <w:ilvl w:val="0"/>
-          <w:numId w:val="1002"/>
+          <w:numId w:val="1001"/>
         </w:numPr>
       </w:pPr>
       <w:hyperlink r:id="rId16">
@@ -285,14 +264,23 @@
           <w:rPr>
             <w:rStyle w:val="Hyperlink"/>
           </w:rPr>
-          <w:t xml:space="preserve">11-cleaning-outliers-boxplot.md</w:t>
+          <w:t xml:space="preserve">Dimensionality Reduction and Heuristics</w:t>
         </w:r>
       </w:hyperlink>
       <w:r>
         <w:t xml:space="preserve"> </w:t>
       </w:r>
       <w:r>
-        <w:t xml:space="preserve">- detect outliers by the IQR boxplot rule.</w:t>
+        <w:t xml:space="preserve">-</w:t>
+      </w:r>
+      <w:r>
+        <w:t xml:space="preserve"> </w:t>
+      </w:r>
+      <w:r>
+        <w:rPr>
+          <w:rStyle w:val="VerbatimChar"/>
+        </w:rPr>
+        <w:t xml:space="preserve">d039-dimension-reduction.pdf</w:t>
       </w:r>
     </w:p>
     <w:p>
@@ -300,7 +288,7 @@
         <w:pStyle w:val="Compact"/>
         <w:numPr>
           <w:ilvl w:val="0"/>
-          <w:numId w:val="1002"/>
+          <w:numId w:val="1001"/>
         </w:numPr>
       </w:pPr>
       <w:hyperlink r:id="rId17">
@@ -308,914 +296,17 @@
           <w:rPr>
             <w:rStyle w:val="Hyperlink"/>
           </w:rPr>
-          <w:t xml:space="preserve">12-cleaning-outliers-gaussian.md</w:t>
+          <w:t xml:space="preserve">Dataset Summaries</w:t>
         </w:r>
       </w:hyperlink>
       <w:r>
         <w:t xml:space="preserve"> </w:t>
       </w:r>
       <w:r>
-        <w:t xml:space="preserve">- flag outliers through Gaussian distance from the mean.</w:t>
+        <w:t xml:space="preserve">- no deck yet, pending a new presentation</w:t>
       </w:r>
     </w:p>
-    <w:p>
-      <w:pPr>
-        <w:pStyle w:val="Compact"/>
-        <w:numPr>
-          <w:ilvl w:val="0"/>
-          <w:numId w:val="1002"/>
-        </w:numPr>
-      </w:pPr>
-      <w:hyperlink r:id="rId18">
-        <w:r>
-          <w:rPr>
-            <w:rStyle w:val="Hyperlink"/>
-          </w:rPr>
-          <w:t xml:space="preserve">13-cleaning-imputation-tree.md</w:t>
-        </w:r>
-      </w:hyperlink>
-      <w:r>
-        <w:t xml:space="preserve"> </w:t>
-      </w:r>
-      <w:r>
-        <w:t xml:space="preserve">-</w:t>
-      </w:r>
-      <w:r>
-        <w:t xml:space="preserve"> </w:t>
-      </w:r>
-      <w:r>
-        <w:rPr>
-          <w:rStyle w:val="VerbatimChar"/>
-        </w:rPr>
-        <w:t xml:space="preserve">imputation_tree</w:t>
-      </w:r>
-      <w:r>
-        <w:t xml:space="preserve">: tree-based predictive imputation for one target column.</w:t>
-      </w:r>
-    </w:p>
-    <w:bookmarkEnd w:id="19"/>
-    <w:bookmarkStart w:id="22" w:name="scaling"/>
-    <w:p>
-      <w:pPr>
-        <w:pStyle w:val="Heading2"/>
-      </w:pPr>
-      <w:r>
-        <w:t xml:space="preserve">Scaling</w:t>
-      </w:r>
-    </w:p>
-    <w:p>
-      <w:pPr>
-        <w:pStyle w:val="FirstParagraph"/>
-      </w:pPr>
-      <w:r>
-        <w:t xml:space="preserve">These examples make numeric attributes more suitable for downstream learners by changing their scale.</w:t>
-      </w:r>
-    </w:p>
-    <w:p>
-      <w:pPr>
-        <w:pStyle w:val="Compact"/>
-        <w:numPr>
-          <w:ilvl w:val="0"/>
-          <w:numId w:val="1003"/>
-        </w:numPr>
-      </w:pPr>
-      <w:hyperlink r:id="rId20">
-        <w:r>
-          <w:rPr>
-            <w:rStyle w:val="Hyperlink"/>
-          </w:rPr>
-          <w:t xml:space="preserve">20-scaling-minmax.md</w:t>
-        </w:r>
-      </w:hyperlink>
-      <w:r>
-        <w:t xml:space="preserve"> </w:t>
-      </w:r>
-      <w:r>
-        <w:t xml:space="preserve">-</w:t>
-      </w:r>
-      <w:r>
-        <w:t xml:space="preserve"> </w:t>
-      </w:r>
-      <w:r>
-        <w:rPr>
-          <w:rStyle w:val="VerbatimChar"/>
-        </w:rPr>
-        <w:t xml:space="preserve">minmax</w:t>
-      </w:r>
-      <w:r>
-        <w:t xml:space="preserve">: rescale numeric attributes to a bounded interval.</w:t>
-      </w:r>
-    </w:p>
-    <w:p>
-      <w:pPr>
-        <w:pStyle w:val="Compact"/>
-        <w:numPr>
-          <w:ilvl w:val="0"/>
-          <w:numId w:val="1003"/>
-        </w:numPr>
-      </w:pPr>
-      <w:hyperlink r:id="rId21">
-        <w:r>
-          <w:rPr>
-            <w:rStyle w:val="Hyperlink"/>
-          </w:rPr>
-          <w:t xml:space="preserve">21-scaling-zscore.md</w:t>
-        </w:r>
-      </w:hyperlink>
-      <w:r>
-        <w:t xml:space="preserve"> </w:t>
-      </w:r>
-      <w:r>
-        <w:t xml:space="preserve">-</w:t>
-      </w:r>
-      <w:r>
-        <w:t xml:space="preserve"> </w:t>
-      </w:r>
-      <w:r>
-        <w:rPr>
-          <w:rStyle w:val="VerbatimChar"/>
-        </w:rPr>
-        <w:t xml:space="preserve">zscore</w:t>
-      </w:r>
-      <w:r>
-        <w:t xml:space="preserve">: standardize numeric attributes by mean and standard deviation.</w:t>
-      </w:r>
-    </w:p>
-    <w:bookmarkEnd w:id="22"/>
-    <w:bookmarkStart w:id="26" w:name="encoding"/>
-    <w:p>
-      <w:pPr>
-        <w:pStyle w:val="Heading2"/>
-      </w:pPr>
-      <w:r>
-        <w:t xml:space="preserve">Encoding</w:t>
-      </w:r>
-    </w:p>
-    <w:p>
-      <w:pPr>
-        <w:pStyle w:val="FirstParagraph"/>
-      </w:pPr>
-      <w:r>
-        <w:t xml:space="preserve">These examples change the representation of attributes so downstream learners can consume categorical inputs safely.</w:t>
-      </w:r>
-    </w:p>
-    <w:p>
-      <w:pPr>
-        <w:pStyle w:val="Compact"/>
-        <w:numPr>
-          <w:ilvl w:val="0"/>
-          <w:numId w:val="1004"/>
-        </w:numPr>
-      </w:pPr>
-      <w:hyperlink r:id="rId23">
-        <w:r>
-          <w:rPr>
-            <w:rStyle w:val="Hyperlink"/>
-          </w:rPr>
-          <w:t xml:space="preserve">30-encoding-categorical-mapping.md</w:t>
-        </w:r>
-      </w:hyperlink>
-      <w:r>
-        <w:t xml:space="preserve"> </w:t>
-      </w:r>
-      <w:r>
-        <w:t xml:space="preserve">-</w:t>
-      </w:r>
-      <w:r>
-        <w:t xml:space="preserve"> </w:t>
-      </w:r>
-      <w:r>
-        <w:rPr>
-          <w:rStyle w:val="VerbatimChar"/>
-        </w:rPr>
-        <w:t xml:space="preserve">categ_mapping</w:t>
-      </w:r>
-      <w:r>
-        <w:t xml:space="preserve">: one-hot encoding for categorical variables.</w:t>
-      </w:r>
-    </w:p>
-    <w:p>
-      <w:pPr>
-        <w:pStyle w:val="Compact"/>
-        <w:numPr>
-          <w:ilvl w:val="0"/>
-          <w:numId w:val="1004"/>
-        </w:numPr>
-      </w:pPr>
-      <w:hyperlink r:id="rId24">
-        <w:r>
-          <w:rPr>
-            <w:rStyle w:val="Hyperlink"/>
-          </w:rPr>
-          <w:t xml:space="preserve">31-encoding-hierarchy-cut.md</w:t>
-        </w:r>
-      </w:hyperlink>
-      <w:r>
-        <w:t xml:space="preserve"> </w:t>
-      </w:r>
-      <w:r>
-        <w:t xml:space="preserve">-</w:t>
-      </w:r>
-      <w:r>
-        <w:t xml:space="preserve"> </w:t>
-      </w:r>
-      <w:r>
-        <w:rPr>
-          <w:rStyle w:val="VerbatimChar"/>
-        </w:rPr>
-        <w:t xml:space="preserve">hierarchy_cut</w:t>
-      </w:r>
-      <w:r>
-        <w:t xml:space="preserve">: create ordered categories from numeric cut points.</w:t>
-      </w:r>
-    </w:p>
-    <w:p>
-      <w:pPr>
-        <w:pStyle w:val="Compact"/>
-        <w:numPr>
-          <w:ilvl w:val="0"/>
-          <w:numId w:val="1004"/>
-        </w:numPr>
-      </w:pPr>
-      <w:hyperlink r:id="rId25">
-        <w:r>
-          <w:rPr>
-            <w:rStyle w:val="Hyperlink"/>
-          </w:rPr>
-          <w:t xml:space="preserve">32-feature-generation.md</w:t>
-        </w:r>
-      </w:hyperlink>
-      <w:r>
-        <w:t xml:space="preserve"> </w:t>
-      </w:r>
-      <w:r>
-        <w:t xml:space="preserve">-</w:t>
-      </w:r>
-      <w:r>
-        <w:t xml:space="preserve"> </w:t>
-      </w:r>
-      <w:r>
-        <w:rPr>
-          <w:rStyle w:val="VerbatimChar"/>
-        </w:rPr>
-        <w:t xml:space="preserve">feature_generation</w:t>
-      </w:r>
-      <w:r>
-        <w:t xml:space="preserve">: derive new attributes from existing ones.</w:t>
-      </w:r>
-    </w:p>
-    <w:bookmarkEnd w:id="26"/>
-    <w:bookmarkStart w:id="32" w:name="smoothing-and-discretization"/>
-    <w:p>
-      <w:pPr>
-        <w:pStyle w:val="Heading2"/>
-      </w:pPr>
-      <w:r>
-        <w:t xml:space="preserve">Smoothing and Discretization</w:t>
-      </w:r>
-    </w:p>
-    <w:p>
-      <w:pPr>
-        <w:pStyle w:val="FirstParagraph"/>
-      </w:pPr>
-      <w:r>
-        <w:t xml:space="preserve">These examples summarize continuous values into intervals, frequencies, or cluster-defined bins.</w:t>
-      </w:r>
-    </w:p>
-    <w:p>
-      <w:pPr>
-        <w:pStyle w:val="Compact"/>
-        <w:numPr>
-          <w:ilvl w:val="0"/>
-          <w:numId w:val="1005"/>
-        </w:numPr>
-      </w:pPr>
-      <w:hyperlink r:id="rId27">
-        <w:r>
-          <w:rPr>
-            <w:rStyle w:val="Hyperlink"/>
-          </w:rPr>
-          <w:t xml:space="preserve">40-smoothing-interval.md</w:t>
-        </w:r>
-      </w:hyperlink>
-      <w:r>
-        <w:t xml:space="preserve"> </w:t>
-      </w:r>
-      <w:r>
-        <w:t xml:space="preserve">-</w:t>
-      </w:r>
-      <w:r>
-        <w:t xml:space="preserve"> </w:t>
-      </w:r>
-      <w:r>
-        <w:rPr>
-          <w:rStyle w:val="VerbatimChar"/>
-        </w:rPr>
-        <w:t xml:space="preserve">smoothing_inter</w:t>
-      </w:r>
-      <w:r>
-        <w:t xml:space="preserve">: discretization by equal-width intervals.</w:t>
-      </w:r>
-    </w:p>
-    <w:p>
-      <w:pPr>
-        <w:pStyle w:val="Compact"/>
-        <w:numPr>
-          <w:ilvl w:val="0"/>
-          <w:numId w:val="1005"/>
-        </w:numPr>
-      </w:pPr>
-      <w:hyperlink r:id="rId28">
-        <w:r>
-          <w:rPr>
-            <w:rStyle w:val="Hyperlink"/>
-          </w:rPr>
-          <w:t xml:space="preserve">41-smoothing-frequency.md</w:t>
-        </w:r>
-      </w:hyperlink>
-      <w:r>
-        <w:t xml:space="preserve"> </w:t>
-      </w:r>
-      <w:r>
-        <w:t xml:space="preserve">-</w:t>
-      </w:r>
-      <w:r>
-        <w:t xml:space="preserve"> </w:t>
-      </w:r>
-      <w:r>
-        <w:rPr>
-          <w:rStyle w:val="VerbatimChar"/>
-        </w:rPr>
-        <w:t xml:space="preserve">smoothing_freq</w:t>
-      </w:r>
-      <w:r>
-        <w:t xml:space="preserve">: discretization by frequency-balanced bins.</w:t>
-      </w:r>
-    </w:p>
-    <w:p>
-      <w:pPr>
-        <w:pStyle w:val="Compact"/>
-        <w:numPr>
-          <w:ilvl w:val="0"/>
-          <w:numId w:val="1005"/>
-        </w:numPr>
-      </w:pPr>
-      <w:hyperlink r:id="rId29">
-        <w:r>
-          <w:rPr>
-            <w:rStyle w:val="Hyperlink"/>
-          </w:rPr>
-          <w:t xml:space="preserve">42-smoothing-clustering.md</w:t>
-        </w:r>
-      </w:hyperlink>
-      <w:r>
-        <w:t xml:space="preserve"> </w:t>
-      </w:r>
-      <w:r>
-        <w:t xml:space="preserve">-</w:t>
-      </w:r>
-      <w:r>
-        <w:t xml:space="preserve"> </w:t>
-      </w:r>
-      <w:r>
-        <w:rPr>
-          <w:rStyle w:val="VerbatimChar"/>
-        </w:rPr>
-        <w:t xml:space="preserve">smoothing_cluster</w:t>
-      </w:r>
-      <w:r>
-        <w:t xml:space="preserve">: class-aware discretization guided by clustering and the target label.</w:t>
-      </w:r>
-    </w:p>
-    <w:p>
-      <w:pPr>
-        <w:pStyle w:val="Compact"/>
-        <w:numPr>
-          <w:ilvl w:val="0"/>
-          <w:numId w:val="1005"/>
-        </w:numPr>
-      </w:pPr>
-      <w:hyperlink r:id="rId30">
-        <w:r>
-          <w:rPr>
-            <w:rStyle w:val="Hyperlink"/>
-          </w:rPr>
-          <w:t xml:space="preserve">43-smoothing-generic.md</w:t>
-        </w:r>
-      </w:hyperlink>
-      <w:r>
-        <w:t xml:space="preserve"> </w:t>
-      </w:r>
-      <w:r>
-        <w:t xml:space="preserve">-</w:t>
-      </w:r>
-      <w:r>
-        <w:t xml:space="preserve"> </w:t>
-      </w:r>
-      <w:r>
-        <w:rPr>
-          <w:rStyle w:val="VerbatimChar"/>
-        </w:rPr>
-        <w:t xml:space="preserve">smoothing</w:t>
-      </w:r>
-      <w:r>
-        <w:t xml:space="preserve">: base family and tuning logic behind the smoothing variants.</w:t>
-      </w:r>
-    </w:p>
-    <w:p>
-      <w:pPr>
-        <w:pStyle w:val="Compact"/>
-        <w:numPr>
-          <w:ilvl w:val="0"/>
-          <w:numId w:val="1005"/>
-        </w:numPr>
-      </w:pPr>
-      <w:hyperlink r:id="rId31">
-        <w:r>
-          <w:rPr>
-            <w:rStyle w:val="Hyperlink"/>
-          </w:rPr>
-          <w:t xml:space="preserve">44-smoothing-quantization.md</w:t>
-        </w:r>
-      </w:hyperlink>
-      <w:r>
-        <w:t xml:space="preserve"> </w:t>
-      </w:r>
-      <w:r>
-        <w:t xml:space="preserve">-</w:t>
-      </w:r>
-      <w:r>
-        <w:t xml:space="preserve"> </w:t>
-      </w:r>
-      <w:r>
-        <w:rPr>
-          <w:rStyle w:val="VerbatimChar"/>
-        </w:rPr>
-        <w:t xml:space="preserve">smoothing_quantization</w:t>
-      </w:r>
-      <w:r>
-        <w:t xml:space="preserve">: one-dimensional k-means quantization without class supervision.</w:t>
-      </w:r>
-    </w:p>
-    <w:bookmarkEnd w:id="32"/>
-    <w:bookmarkStart w:id="35" w:name="balancing"/>
-    <w:p>
-      <w:pPr>
-        <w:pStyle w:val="Heading2"/>
-      </w:pPr>
-      <w:r>
-        <w:t xml:space="preserve">Balancing</w:t>
-      </w:r>
-    </w:p>
-    <w:p>
-      <w:pPr>
-        <w:pStyle w:val="FirstParagraph"/>
-      </w:pPr>
-      <w:r>
-        <w:t xml:space="preserve">These examples correct class imbalance after the earlier variable transformations are already defined.</w:t>
-      </w:r>
-    </w:p>
-    <w:p>
-      <w:pPr>
-        <w:pStyle w:val="Compact"/>
-        <w:numPr>
-          <w:ilvl w:val="0"/>
-          <w:numId w:val="1006"/>
-        </w:numPr>
-      </w:pPr>
-      <w:hyperlink r:id="rId33">
-        <w:r>
-          <w:rPr>
-            <w:rStyle w:val="Hyperlink"/>
-          </w:rPr>
-          <w:t xml:space="preserve">50-balancing-oversampling.md</w:t>
-        </w:r>
-      </w:hyperlink>
-      <w:r>
-        <w:t xml:space="preserve"> </w:t>
-      </w:r>
-      <w:r>
-        <w:t xml:space="preserve">-</w:t>
-      </w:r>
-      <w:r>
-        <w:t xml:space="preserve"> </w:t>
-      </w:r>
-      <w:r>
-        <w:rPr>
-          <w:rStyle w:val="VerbatimChar"/>
-        </w:rPr>
-        <w:t xml:space="preserve">bal_oversampling</w:t>
-      </w:r>
-      <w:r>
-        <w:t xml:space="preserve">: oversampling by replication or local SMOTE.</w:t>
-      </w:r>
-    </w:p>
-    <w:p>
-      <w:pPr>
-        <w:pStyle w:val="Compact"/>
-        <w:numPr>
-          <w:ilvl w:val="0"/>
-          <w:numId w:val="1006"/>
-        </w:numPr>
-      </w:pPr>
-      <w:hyperlink r:id="rId34">
-        <w:r>
-          <w:rPr>
-            <w:rStyle w:val="Hyperlink"/>
-          </w:rPr>
-          <w:t xml:space="preserve">51-balancing-subsampling.md</w:t>
-        </w:r>
-      </w:hyperlink>
-      <w:r>
-        <w:t xml:space="preserve"> </w:t>
-      </w:r>
-      <w:r>
-        <w:t xml:space="preserve">-</w:t>
-      </w:r>
-      <w:r>
-        <w:t xml:space="preserve"> </w:t>
-      </w:r>
-      <w:r>
-        <w:rPr>
-          <w:rStyle w:val="VerbatimChar"/>
-        </w:rPr>
-        <w:t xml:space="preserve">bal_subsampling</w:t>
-      </w:r>
-      <w:r>
-        <w:t xml:space="preserve">: undersampling to reduce majority-class dominance.</w:t>
-      </w:r>
-    </w:p>
-    <w:bookmarkEnd w:id="35"/>
-    <w:bookmarkStart w:id="41" w:name="feature-selection"/>
-    <w:p>
-      <w:pPr>
-        <w:pStyle w:val="Heading2"/>
-      </w:pPr>
-      <w:r>
-        <w:t xml:space="preserve">Feature Selection</w:t>
-      </w:r>
-    </w:p>
-    <w:p>
-      <w:pPr>
-        <w:pStyle w:val="FirstParagraph"/>
-      </w:pPr>
-      <w:r>
-        <w:t xml:space="preserve">These examples reduce the predictor set according to relevance, sparsity, or subset search.</w:t>
-      </w:r>
-    </w:p>
-    <w:p>
-      <w:pPr>
-        <w:pStyle w:val="Compact"/>
-        <w:numPr>
-          <w:ilvl w:val="0"/>
-          <w:numId w:val="1007"/>
-        </w:numPr>
-      </w:pPr>
-      <w:hyperlink r:id="rId36">
-        <w:r>
-          <w:rPr>
-            <w:rStyle w:val="Hyperlink"/>
-          </w:rPr>
-          <w:t xml:space="preserve">60-feature-selection-information-gain.md</w:t>
-        </w:r>
-      </w:hyperlink>
-      <w:r>
-        <w:t xml:space="preserve"> </w:t>
-      </w:r>
-      <w:r>
-        <w:t xml:space="preserve">-</w:t>
-      </w:r>
-      <w:r>
-        <w:t xml:space="preserve"> </w:t>
-      </w:r>
-      <w:r>
-        <w:rPr>
-          <w:rStyle w:val="VerbatimChar"/>
-        </w:rPr>
-        <w:t xml:space="preserve">feature_selection_info_gain</w:t>
-      </w:r>
-      <w:r>
-        <w:t xml:space="preserve">: rank predictors by information gain.</w:t>
-      </w:r>
-    </w:p>
-    <w:p>
-      <w:pPr>
-        <w:pStyle w:val="Compact"/>
-        <w:numPr>
-          <w:ilvl w:val="0"/>
-          <w:numId w:val="1007"/>
-        </w:numPr>
-      </w:pPr>
-      <w:hyperlink r:id="rId37">
-        <w:r>
-          <w:rPr>
-            <w:rStyle w:val="Hyperlink"/>
-          </w:rPr>
-          <w:t xml:space="preserve">61-feature-selection-relief.md</w:t>
-        </w:r>
-      </w:hyperlink>
-      <w:r>
-        <w:t xml:space="preserve"> </w:t>
-      </w:r>
-      <w:r>
-        <w:t xml:space="preserve">-</w:t>
-      </w:r>
-      <w:r>
-        <w:t xml:space="preserve"> </w:t>
-      </w:r>
-      <w:r>
-        <w:rPr>
-          <w:rStyle w:val="VerbatimChar"/>
-        </w:rPr>
-        <w:t xml:space="preserve">feature_selection_relief</w:t>
-      </w:r>
-      <w:r>
-        <w:t xml:space="preserve">: rank predictors through nearest-hit and nearest-miss contrasts.</w:t>
-      </w:r>
-    </w:p>
-    <w:p>
-      <w:pPr>
-        <w:pStyle w:val="Compact"/>
-        <w:numPr>
-          <w:ilvl w:val="0"/>
-          <w:numId w:val="1007"/>
-        </w:numPr>
-      </w:pPr>
-      <w:hyperlink r:id="rId38">
-        <w:r>
-          <w:rPr>
-            <w:rStyle w:val="Hyperlink"/>
-          </w:rPr>
-          <w:t xml:space="preserve">62-feature-selection-stepwise.md</w:t>
-        </w:r>
-      </w:hyperlink>
-      <w:r>
-        <w:t xml:space="preserve"> </w:t>
-      </w:r>
-      <w:r>
-        <w:t xml:space="preserve">-</w:t>
-      </w:r>
-      <w:r>
-        <w:t xml:space="preserve"> </w:t>
-      </w:r>
-      <w:r>
-        <w:rPr>
-          <w:rStyle w:val="VerbatimChar"/>
-        </w:rPr>
-        <w:t xml:space="preserve">feature_selection_stepwise</w:t>
-      </w:r>
-      <w:r>
-        <w:t xml:space="preserve">: GLM-based stepwise selection.</w:t>
-      </w:r>
-    </w:p>
-    <w:p>
-      <w:pPr>
-        <w:pStyle w:val="Compact"/>
-        <w:numPr>
-          <w:ilvl w:val="0"/>
-          <w:numId w:val="1007"/>
-        </w:numPr>
-      </w:pPr>
-      <w:hyperlink r:id="rId39">
-        <w:r>
-          <w:rPr>
-            <w:rStyle w:val="Hyperlink"/>
-          </w:rPr>
-          <w:t xml:space="preserve">63-feature-selection-lasso.md</w:t>
-        </w:r>
-      </w:hyperlink>
-      <w:r>
-        <w:t xml:space="preserve"> </w:t>
-      </w:r>
-      <w:r>
-        <w:t xml:space="preserve">-</w:t>
-      </w:r>
-      <w:r>
-        <w:t xml:space="preserve"> </w:t>
-      </w:r>
-      <w:r>
-        <w:rPr>
-          <w:rStyle w:val="VerbatimChar"/>
-        </w:rPr>
-        <w:t xml:space="preserve">feature_selection_lasso</w:t>
-      </w:r>
-      <w:r>
-        <w:t xml:space="preserve">: L1-based embedded feature selection.</w:t>
-      </w:r>
-    </w:p>
-    <w:p>
-      <w:pPr>
-        <w:pStyle w:val="Compact"/>
-        <w:numPr>
-          <w:ilvl w:val="0"/>
-          <w:numId w:val="1007"/>
-        </w:numPr>
-      </w:pPr>
-      <w:hyperlink r:id="rId40">
-        <w:r>
-          <w:rPr>
-            <w:rStyle w:val="Hyperlink"/>
-          </w:rPr>
-          <w:t xml:space="preserve">64-feature-selection-fss.md</w:t>
-        </w:r>
-      </w:hyperlink>
-      <w:r>
-        <w:t xml:space="preserve"> </w:t>
-      </w:r>
-      <w:r>
-        <w:t xml:space="preserve">-</w:t>
-      </w:r>
-      <w:r>
-        <w:t xml:space="preserve"> </w:t>
-      </w:r>
-      <w:r>
-        <w:rPr>
-          <w:rStyle w:val="VerbatimChar"/>
-        </w:rPr>
-        <w:t xml:space="preserve">feature_selection_fss</w:t>
-      </w:r>
-      <w:r>
-        <w:t xml:space="preserve">: forward subset search.</w:t>
-      </w:r>
-    </w:p>
-    <w:bookmarkEnd w:id="41"/>
-    <w:bookmarkStart w:id="45" w:name="dimensionality-reduction-and-heuristics"/>
-    <w:p>
-      <w:pPr>
-        <w:pStyle w:val="Heading2"/>
-      </w:pPr>
-      <w:r>
-        <w:t xml:space="preserve">Dimensionality Reduction and Heuristics</w:t>
-      </w:r>
-    </w:p>
-    <w:p>
-      <w:pPr>
-        <w:pStyle w:val="FirstParagraph"/>
-      </w:pPr>
-      <w:r>
-        <w:t xml:space="preserve">These final examples help the reader decide how many dimensions or cut points may be enough for a problem.</w:t>
-      </w:r>
-    </w:p>
-    <w:p>
-      <w:pPr>
-        <w:pStyle w:val="Compact"/>
-        <w:numPr>
-          <w:ilvl w:val="0"/>
-          <w:numId w:val="1008"/>
-        </w:numPr>
-      </w:pPr>
-      <w:hyperlink r:id="rId42">
-        <w:r>
-          <w:rPr>
-            <w:rStyle w:val="Hyperlink"/>
-          </w:rPr>
-          <w:t xml:space="preserve">70-dimensionality-pca.md</w:t>
-        </w:r>
-      </w:hyperlink>
-      <w:r>
-        <w:t xml:space="preserve"> </w:t>
-      </w:r>
-      <w:r>
-        <w:t xml:space="preserve">-</w:t>
-      </w:r>
-      <w:r>
-        <w:t xml:space="preserve"> </w:t>
-      </w:r>
-      <w:r>
-        <w:rPr>
-          <w:rStyle w:val="VerbatimChar"/>
-        </w:rPr>
-        <w:t xml:space="preserve">dt_pca</w:t>
-      </w:r>
-      <w:r>
-        <w:t xml:space="preserve">: principal component analysis for projection and compression.</w:t>
-      </w:r>
-    </w:p>
-    <w:p>
-      <w:pPr>
-        <w:pStyle w:val="Compact"/>
-        <w:numPr>
-          <w:ilvl w:val="0"/>
-          <w:numId w:val="1008"/>
-        </w:numPr>
-      </w:pPr>
-      <w:hyperlink r:id="rId43">
-        <w:r>
-          <w:rPr>
-            <w:rStyle w:val="Hyperlink"/>
-          </w:rPr>
-          <w:t xml:space="preserve">71-curvature-minimum.md</w:t>
-        </w:r>
-      </w:hyperlink>
-      <w:r>
-        <w:t xml:space="preserve"> </w:t>
-      </w:r>
-      <w:r>
-        <w:t xml:space="preserve">-</w:t>
-      </w:r>
-      <w:r>
-        <w:t xml:space="preserve"> </w:t>
-      </w:r>
-      <w:r>
-        <w:rPr>
-          <w:rStyle w:val="VerbatimChar"/>
-        </w:rPr>
-        <w:t xml:space="preserve">fit_curvature_min</w:t>
-      </w:r>
-      <w:r>
-        <w:t xml:space="preserve">: detect minimum curvature for increasing curves.</w:t>
-      </w:r>
-    </w:p>
-    <w:p>
-      <w:pPr>
-        <w:pStyle w:val="Compact"/>
-        <w:numPr>
-          <w:ilvl w:val="0"/>
-          <w:numId w:val="1008"/>
-        </w:numPr>
-      </w:pPr>
-      <w:hyperlink r:id="rId44">
-        <w:r>
-          <w:rPr>
-            <w:rStyle w:val="Hyperlink"/>
-          </w:rPr>
-          <w:t xml:space="preserve">72-curvature-maximum.md</w:t>
-        </w:r>
-      </w:hyperlink>
-      <w:r>
-        <w:t xml:space="preserve"> </w:t>
-      </w:r>
-      <w:r>
-        <w:t xml:space="preserve">-</w:t>
-      </w:r>
-      <w:r>
-        <w:t xml:space="preserve"> </w:t>
-      </w:r>
-      <w:r>
-        <w:rPr>
-          <w:rStyle w:val="VerbatimChar"/>
-        </w:rPr>
-        <w:t xml:space="preserve">fit_curvature_max</w:t>
-      </w:r>
-      <w:r>
-        <w:t xml:space="preserve">: detect maximum curvature for decreasing curves.</w:t>
-      </w:r>
-    </w:p>
-    <w:bookmarkEnd w:id="45"/>
-    <w:bookmarkStart w:id="47" w:name="dataset-summaries"/>
-    <w:p>
-      <w:pPr>
-        <w:pStyle w:val="Heading2"/>
-      </w:pPr>
-      <w:r>
-        <w:t xml:space="preserve">Dataset Summaries</w:t>
-      </w:r>
-    </w:p>
-    <w:p>
-      <w:pPr>
-        <w:pStyle w:val="FirstParagraph"/>
-      </w:pPr>
-      <w:r>
-        <w:t xml:space="preserve">These examples restructure the dataset at the group level instead of only modifying single rows or columns.</w:t>
-      </w:r>
-    </w:p>
-    <w:p>
-      <w:pPr>
-        <w:pStyle w:val="Compact"/>
-        <w:numPr>
-          <w:ilvl w:val="0"/>
-          <w:numId w:val="1009"/>
-        </w:numPr>
-      </w:pPr>
-      <w:hyperlink r:id="rId46">
-        <w:r>
-          <w:rPr>
-            <w:rStyle w:val="Hyperlink"/>
-          </w:rPr>
-          <w:t xml:space="preserve">80-aggregation-by-group.md</w:t>
-        </w:r>
-      </w:hyperlink>
-      <w:r>
-        <w:t xml:space="preserve"> </w:t>
-      </w:r>
-      <w:r>
-        <w:t xml:space="preserve">-</w:t>
-      </w:r>
-      <w:r>
-        <w:t xml:space="preserve"> </w:t>
-      </w:r>
-      <w:r>
-        <w:rPr>
-          <w:rStyle w:val="VerbatimChar"/>
-        </w:rPr>
-        <w:t xml:space="preserve">aggregation</w:t>
-      </w:r>
-      <w:r>
-        <w:t xml:space="preserve">: grouped summaries through named expressions.</w:t>
-      </w:r>
-    </w:p>
-    <w:bookmarkEnd w:id="47"/>
-    <w:bookmarkEnd w:id="48"/>
+    <w:bookmarkEnd w:id="18"/>
     <w:sectPr>
       <w:footnotePr>
         <w:numRestart w:val="eachSect"/>
@@ -1433,30 +524,6 @@
     <w:abstractNumId w:val="990"/>
   </w:num>
   <w:num w:numId="1001">
-    <w:abstractNumId w:val="991"/>
-  </w:num>
-  <w:num w:numId="1002">
-    <w:abstractNumId w:val="991"/>
-  </w:num>
-  <w:num w:numId="1003">
-    <w:abstractNumId w:val="991"/>
-  </w:num>
-  <w:num w:numId="1004">
-    <w:abstractNumId w:val="991"/>
-  </w:num>
-  <w:num w:numId="1005">
-    <w:abstractNumId w:val="991"/>
-  </w:num>
-  <w:num w:numId="1006">
-    <w:abstractNumId w:val="991"/>
-  </w:num>
-  <w:num w:numId="1007">
-    <w:abstractNumId w:val="991"/>
-  </w:num>
-  <w:num w:numId="1008">
-    <w:abstractNumId w:val="991"/>
-  </w:num>
-  <w:num w:numId="1009">
     <w:abstractNumId w:val="991"/>
   </w:num>
 </w:numbering>

--- a/examples/transf/doc/README.docx
+++ b/examples/transf/doc/README.docx
@@ -2,7 +2,7 @@
 <file path=word/document.xml><?xml version="1.0" encoding="utf-8"?>
 <w:document xmlns:w="http://schemas.openxmlformats.org/wordprocessingml/2006/main" xmlns:m="http://schemas.openxmlformats.org/officeDocument/2006/math" xmlns:r="http://schemas.openxmlformats.org/officeDocument/2006/relationships" xmlns:o="urn:schemas-microsoft-com:office:office" xmlns:v="urn:schemas-microsoft-com:vml" xmlns:w10="urn:schemas-microsoft-com:office:word" xmlns:a="http://schemas.openxmlformats.org/drawingml/2006/main" xmlns:pic="http://schemas.openxmlformats.org/drawingml/2006/picture" xmlns:wp="http://schemas.openxmlformats.org/drawingml/2006/wordprocessingDrawing">
   <w:body>
-    <w:bookmarkStart w:id="18" w:name="transformations-examples"/>
+    <w:bookmarkStart w:id="28" w:name="transformations-examples"/>
     <w:p>
       <w:pPr>
         <w:pStyle w:val="Heading1"/>
@@ -25,6 +25,31 @@
       </w:pPr>
       <w:r>
         <w:t xml:space="preserve">The main didactic question is always the same: what is changing in the dataset, and why would that change improve the next stage of the workflow?</w:t>
+      </w:r>
+    </w:p>
+    <w:p>
+      <w:pPr>
+        <w:pStyle w:val="BlockText"/>
+      </w:pPr>
+      <w:r>
+        <w:t xml:space="preserve">Slide deck:</w:t>
+      </w:r>
+      <w:r>
+        <w:t xml:space="preserve"> </w:t>
+      </w:r>
+      <w:hyperlink r:id="rId9">
+        <w:r>
+          <w:rPr>
+            <w:rStyle w:val="Hyperlink"/>
+          </w:rPr>
+          <w:t xml:space="preserve">d031_transf.pdf</w:t>
+        </w:r>
+      </w:hyperlink>
+      <w:r>
+        <w:t xml:space="preserve"> </w:t>
+      </w:r>
+      <w:r>
+        <w:t xml:space="preserve">— whole-family overview.</w:t>
       </w:r>
     </w:p>
     <w:p>
@@ -35,7 +60,7 @@
           <w:numId w:val="1001"/>
         </w:numPr>
       </w:pPr>
-      <w:hyperlink r:id="rId9">
+      <w:hyperlink r:id="rId10">
         <w:r>
           <w:rPr>
             <w:rStyle w:val="Hyperlink"/>
@@ -52,12 +77,14 @@
       <w:r>
         <w:t xml:space="preserve"> </w:t>
       </w:r>
-      <w:r>
-        <w:rPr>
-          <w:rStyle w:val="VerbatimChar"/>
-        </w:rPr>
-        <w:t xml:space="preserve">d032-sampling.pdf</w:t>
-      </w:r>
+      <w:hyperlink r:id="rId11">
+        <w:r>
+          <w:rPr>
+            <w:rStyle w:val="Hyperlink"/>
+          </w:rPr>
+          <w:t xml:space="preserve">d032_transf_sampling.pdf</w:t>
+        </w:r>
+      </w:hyperlink>
     </w:p>
     <w:p>
       <w:pPr>
@@ -67,7 +94,7 @@
           <w:numId w:val="1001"/>
         </w:numPr>
       </w:pPr>
-      <w:hyperlink r:id="rId10">
+      <w:hyperlink r:id="rId12">
         <w:r>
           <w:rPr>
             <w:rStyle w:val="Hyperlink"/>
@@ -84,12 +111,14 @@
       <w:r>
         <w:t xml:space="preserve"> </w:t>
       </w:r>
-      <w:r>
-        <w:rPr>
-          <w:rStyle w:val="VerbatimChar"/>
-        </w:rPr>
-        <w:t xml:space="preserve">d033-cleaning.pdf</w:t>
-      </w:r>
+      <w:hyperlink r:id="rId13">
+        <w:r>
+          <w:rPr>
+            <w:rStyle w:val="Hyperlink"/>
+          </w:rPr>
+          <w:t xml:space="preserve">d033_transf_cleaning.pdf</w:t>
+        </w:r>
+      </w:hyperlink>
     </w:p>
     <w:p>
       <w:pPr>
@@ -99,7 +128,7 @@
           <w:numId w:val="1001"/>
         </w:numPr>
       </w:pPr>
-      <w:hyperlink r:id="rId11">
+      <w:hyperlink r:id="rId14">
         <w:r>
           <w:rPr>
             <w:rStyle w:val="Hyperlink"/>
@@ -116,12 +145,14 @@
       <w:r>
         <w:t xml:space="preserve"> </w:t>
       </w:r>
-      <w:r>
-        <w:rPr>
-          <w:rStyle w:val="VerbatimChar"/>
-        </w:rPr>
-        <w:t xml:space="preserve">d034-normalization.pdf</w:t>
-      </w:r>
+      <w:hyperlink r:id="rId15">
+        <w:r>
+          <w:rPr>
+            <w:rStyle w:val="Hyperlink"/>
+          </w:rPr>
+          <w:t xml:space="preserve">d034_transf_scaling.pdf</w:t>
+        </w:r>
+      </w:hyperlink>
     </w:p>
     <w:p>
       <w:pPr>
@@ -131,7 +162,7 @@
           <w:numId w:val="1001"/>
         </w:numPr>
       </w:pPr>
-      <w:hyperlink r:id="rId12">
+      <w:hyperlink r:id="rId16">
         <w:r>
           <w:rPr>
             <w:rStyle w:val="Hyperlink"/>
@@ -148,12 +179,14 @@
       <w:r>
         <w:t xml:space="preserve"> </w:t>
       </w:r>
-      <w:r>
-        <w:rPr>
-          <w:rStyle w:val="VerbatimChar"/>
-        </w:rPr>
-        <w:t xml:space="preserve">d035-codifying.pdf</w:t>
-      </w:r>
+      <w:hyperlink r:id="rId17">
+        <w:r>
+          <w:rPr>
+            <w:rStyle w:val="Hyperlink"/>
+          </w:rPr>
+          <w:t xml:space="preserve">d035_transf_encoding.pdf</w:t>
+        </w:r>
+      </w:hyperlink>
     </w:p>
     <w:p>
       <w:pPr>
@@ -163,7 +196,7 @@
           <w:numId w:val="1001"/>
         </w:numPr>
       </w:pPr>
-      <w:hyperlink r:id="rId13">
+      <w:hyperlink r:id="rId18">
         <w:r>
           <w:rPr>
             <w:rStyle w:val="Hyperlink"/>
@@ -180,12 +213,14 @@
       <w:r>
         <w:t xml:space="preserve"> </w:t>
       </w:r>
-      <w:r>
-        <w:rPr>
-          <w:rStyle w:val="VerbatimChar"/>
-        </w:rPr>
-        <w:t xml:space="preserve">d036-smoothing.pdf</w:t>
-      </w:r>
+      <w:hyperlink r:id="rId19">
+        <w:r>
+          <w:rPr>
+            <w:rStyle w:val="Hyperlink"/>
+          </w:rPr>
+          <w:t xml:space="preserve">d036_transf_smoothing.pdf</w:t>
+        </w:r>
+      </w:hyperlink>
     </w:p>
     <w:p>
       <w:pPr>
@@ -195,7 +230,7 @@
           <w:numId w:val="1001"/>
         </w:numPr>
       </w:pPr>
-      <w:hyperlink r:id="rId14">
+      <w:hyperlink r:id="rId20">
         <w:r>
           <w:rPr>
             <w:rStyle w:val="Hyperlink"/>
@@ -212,12 +247,14 @@
       <w:r>
         <w:t xml:space="preserve"> </w:t>
       </w:r>
-      <w:r>
-        <w:rPr>
-          <w:rStyle w:val="VerbatimChar"/>
-        </w:rPr>
-        <w:t xml:space="preserve">d037-balancing.pdf</w:t>
-      </w:r>
+      <w:hyperlink r:id="rId21">
+        <w:r>
+          <w:rPr>
+            <w:rStyle w:val="Hyperlink"/>
+          </w:rPr>
+          <w:t xml:space="preserve">d037_transf_balancing.pdf</w:t>
+        </w:r>
+      </w:hyperlink>
     </w:p>
     <w:p>
       <w:pPr>
@@ -227,7 +264,7 @@
           <w:numId w:val="1001"/>
         </w:numPr>
       </w:pPr>
-      <w:hyperlink r:id="rId15">
+      <w:hyperlink r:id="rId22">
         <w:r>
           <w:rPr>
             <w:rStyle w:val="Hyperlink"/>
@@ -244,12 +281,14 @@
       <w:r>
         <w:t xml:space="preserve"> </w:t>
       </w:r>
-      <w:r>
-        <w:rPr>
-          <w:rStyle w:val="VerbatimChar"/>
-        </w:rPr>
-        <w:t xml:space="preserve">d038-feature-selection.pdf</w:t>
-      </w:r>
+      <w:hyperlink r:id="rId23">
+        <w:r>
+          <w:rPr>
+            <w:rStyle w:val="Hyperlink"/>
+          </w:rPr>
+          <w:t xml:space="preserve">d038_transf_feature-selection.pdf</w:t>
+        </w:r>
+      </w:hyperlink>
     </w:p>
     <w:p>
       <w:pPr>
@@ -259,7 +298,7 @@
           <w:numId w:val="1001"/>
         </w:numPr>
       </w:pPr>
-      <w:hyperlink r:id="rId16">
+      <w:hyperlink r:id="rId24">
         <w:r>
           <w:rPr>
             <w:rStyle w:val="Hyperlink"/>
@@ -276,12 +315,14 @@
       <w:r>
         <w:t xml:space="preserve"> </w:t>
       </w:r>
-      <w:r>
-        <w:rPr>
-          <w:rStyle w:val="VerbatimChar"/>
-        </w:rPr>
-        <w:t xml:space="preserve">d039-dimension-reduction.pdf</w:t>
-      </w:r>
+      <w:hyperlink r:id="rId25">
+        <w:r>
+          <w:rPr>
+            <w:rStyle w:val="Hyperlink"/>
+          </w:rPr>
+          <w:t xml:space="preserve">d039_transf_dimensionality.pdf</w:t>
+        </w:r>
+      </w:hyperlink>
     </w:p>
     <w:p>
       <w:pPr>
@@ -291,7 +332,7 @@
           <w:numId w:val="1001"/>
         </w:numPr>
       </w:pPr>
-      <w:hyperlink r:id="rId17">
+      <w:hyperlink r:id="rId26">
         <w:r>
           <w:rPr>
             <w:rStyle w:val="Hyperlink"/>
@@ -303,10 +344,27 @@
         <w:t xml:space="preserve"> </w:t>
       </w:r>
       <w:r>
-        <w:t xml:space="preserve">- no deck yet, pending a new presentation</w:t>
+        <w:t xml:space="preserve">-</w:t>
+      </w:r>
+      <w:r>
+        <w:t xml:space="preserve"> </w:t>
+      </w:r>
+      <w:hyperlink r:id="rId27">
+        <w:r>
+          <w:rPr>
+            <w:rStyle w:val="Hyperlink"/>
+          </w:rPr>
+          <w:t xml:space="preserve">d030_transf_aggregation.pdf</w:t>
+        </w:r>
+      </w:hyperlink>
+      <w:r>
+        <w:t xml:space="preserve"> </w:t>
+      </w:r>
+      <w:r>
+        <w:t xml:space="preserve">(draft)</w:t>
       </w:r>
     </w:p>
-    <w:bookmarkEnd w:id="18"/>
+    <w:bookmarkEnd w:id="28"/>
     <w:sectPr>
       <w:footnotePr>
         <w:numRestart w:val="eachSect"/>
